--- a/arb/docx/57.content.docx
+++ b/arb/docx/57.content.docx
@@ -9,6 +9,8 @@
       </w:pPr>
       <w:r>
         <w:rPr>
+          <w:rtl/>
+          <w:cs/>
           <w:lang w:val="ar_AE" w:bidi="ar_AE"/>
         </w:rPr>
       </w:r>
@@ -20,12 +22,16 @@
       </w:pPr>
       <w:r>
         <w:rPr>
+          <w:rtl/>
+          <w:cs/>
           <w:lang w:val="ar_AE" w:bidi="ar_AE"/>
         </w:rPr>
         <w:t>Resource: Biblica Open New Arabic Version 2012</w:t>
       </w:r>
       <w:r>
         <w:rPr>
+          <w:rtl/>
+          <w:cs/>
           <w:lang w:val="ar_AE" w:bidi="ar_AE"/>
         </w:rPr>
       </w:r>
@@ -36,37 +42,33 @@
       </w:pPr>
       <w:r>
         <w:rPr>
+          <w:rtl/>
+          <w:cs/>
           <w:lang w:val="ar_AE" w:bidi="ar_AE"/>
         </w:rPr>
       </w:r>
       <w:r>
         <w:rPr>
           <w:b/>
+          <w:rtl/>
+          <w:cs/>
           <w:lang w:val="ar_AE" w:bidi="ar_AE"/>
         </w:rPr>
         <w:t>Biblica Open New Arabic Version 2012</w:t>
       </w:r>
       <w:r>
         <w:rPr>
-          <w:lang w:val="ar_AE" w:bidi="ar_AE"/>
-        </w:rPr>
-        <w:t xml:space="preserve"> (Arabic) is based on: </w:t>
-      </w:r>
-      <w:r>
-        <w:rPr>
-          <w:lang w:val="ar_AE" w:bidi="ar_AE"/>
-        </w:rPr>
-        <w:t>Biblica Open New Arabic Version 2012</w:t>
-      </w:r>
-      <w:r>
-        <w:rPr>
-          <w:lang w:val="ar_AE" w:bidi="ar_AE"/>
-        </w:rPr>
-        <w:t xml:space="preserve">, </w:t>
+          <w:rtl/>
+          <w:cs/>
+          <w:lang w:val="ar_AE" w:bidi="ar_AE"/>
+        </w:rPr>
+        <w:t xml:space="preserve"> © </w:t>
       </w:r>
       <w:hyperlink r:id="rId13">
         <w:r>
           <w:rPr>
+            <w:rtl/>
+            <w:cs/>
             <w:lang w:val="ar_AE" w:bidi="ar_AE"/>
           </w:rPr>
           <w:rPr>
@@ -78,13 +80,17 @@
       </w:hyperlink>
       <w:r>
         <w:rPr>
-          <w:lang w:val="ar_AE" w:bidi="ar_AE"/>
-        </w:rPr>
-        <w:t xml:space="preserve">, None, which is licensed under a </w:t>
+          <w:rtl/>
+          <w:cs/>
+          <w:lang w:val="ar_AE" w:bidi="ar_AE"/>
+        </w:rPr>
+        <w:t xml:space="preserve">, licensed under a </w:t>
       </w:r>
       <w:hyperlink r:id="rId14">
         <w:r>
           <w:rPr>
+            <w:rtl/>
+            <w:cs/>
             <w:lang w:val="ar_AE" w:bidi="ar_AE"/>
           </w:rPr>
           <w:rPr>
@@ -96,49 +102,36 @@
       </w:hyperlink>
       <w:r>
         <w:rPr>
+          <w:rtl/>
+          <w:cs/>
           <w:lang w:val="ar_AE" w:bidi="ar_AE"/>
         </w:rPr>
         <w:t>.</w:t>
       </w:r>
       <w:r>
         <w:rPr>
+          <w:rtl/>
+          <w:cs/>
+          <w:lang w:val="ar_AE" w:bidi="ar_AE"/>
+        </w:rPr>
+      </w:r>
+      <w:r>
+        <w:rPr>
+          <w:rtl/>
+          <w:cs/>
           <w:lang w:val="ar_AE" w:bidi="ar_AE"/>
         </w:rPr>
       </w:r>
     </w:p>
     <w:p>
       <w:pPr>
-        <w:bidi/>
-      </w:pPr>
-      <w:r>
-        <w:rPr>
-          <w:lang w:val="ar_AE" w:bidi="ar_AE"/>
-        </w:rPr>
-      </w:r>
-      <w:r>
-        <w:rPr>
-          <w:lang w:val="ar_AE" w:bidi="ar_AE"/>
-        </w:rPr>
-        <w:t>This PDF version is provided under the same license.</w:t>
-      </w:r>
-      <w:r>
-        <w:rPr>
-          <w:lang w:val="ar_AE" w:bidi="ar_AE"/>
-        </w:rPr>
-      </w:r>
-      <w:r>
-        <w:rPr>
-          <w:lang w:val="ar_AE" w:bidi="ar_AE"/>
-        </w:rPr>
-      </w:r>
-    </w:p>
-    <w:p>
-      <w:pPr>
         <w:pStyle w:val="Heading1"/>
         <w:bidi/>
       </w:pPr>
       <w:r>
         <w:rPr>
+          <w:rtl/>
+          <w:cs/>
           <w:lang w:val="ar_AE" w:bidi="ar_AE"/>
         </w:rPr>
         <w:t>Biblica Open New Arabic Version 2012</w:t>
@@ -168,6 +161,8 @@
       </w:pPr>
       <w:r>
         <w:rPr>
+          <w:rtl/>
+          <w:cs/>
           <w:lang w:val="ar_AE" w:bidi="ar_AE"/>
         </w:rPr>
       </w:r>
@@ -179,6 +174,8 @@
       </w:pPr>
       <w:r>
         <w:rPr>
+          <w:rtl/>
+          <w:cs/>
           <w:lang w:val="ar_AE" w:bidi="ar_AE"/>
         </w:rPr>
       </w:r>
@@ -189,22 +186,30 @@
       </w:pPr>
       <w:r>
         <w:rPr>
-          <w:lang w:val="ar_AE" w:bidi="ar_AE"/>
-        </w:rPr>
-      </w:r>
-      <w:r>
-        <w:rPr>
+          <w:rtl/>
+          <w:cs/>
+          <w:lang w:val="ar_AE" w:bidi="ar_AE"/>
+        </w:rPr>
+      </w:r>
+      <w:r>
+        <w:rPr>
+          <w:rtl/>
+          <w:cs/>
           <w:lang w:val="ar_AE" w:bidi="ar_AE"/>
         </w:rPr>
         <w:t xml:space="preserve"> </w:t>
       </w:r>
       <w:r>
         <w:rPr>
-          <w:lang w:val="ar_AE" w:bidi="ar_AE"/>
-        </w:rPr>
-      </w:r>
-      <w:r>
-        <w:rPr>
+          <w:rtl/>
+          <w:cs/>
+          <w:lang w:val="ar_AE" w:bidi="ar_AE"/>
+        </w:rPr>
+      </w:r>
+      <w:r>
+        <w:rPr>
+          <w:rtl/>
+          <w:cs/>
           <w:lang w:val="ar_AE" w:bidi="ar_AE"/>
         </w:rPr>
       </w:r>
@@ -226,29 +231,52 @@
     </w:p>
     <w:p>
       <w:pPr>
+        <w:pStyle w:val="Heading2"/>
         <w:bidi/>
       </w:pPr>
       <w:r>
         <w:rPr>
+          <w:rtl/>
+          <w:cs/>
+          <w:lang w:val="ar_AE" w:bidi="ar_AE"/>
+        </w:rPr>
+        <w:t>فيلمون 1:1</w:t>
+      </w:r>
+      <w:r>
+        <w:rPr>
+          <w:rtl/>
+          <w:cs/>
           <w:lang w:val="ar_AE" w:bidi="ar_AE"/>
         </w:rPr>
       </w:r>
     </w:p>
     <w:p>
       <w:pPr>
-        <w:pStyle w:val="Heading2"/>
         <w:bidi/>
       </w:pPr>
       <w:r>
         <w:rPr>
-          <w:lang w:val="ar_AE" w:bidi="ar_AE"/>
-        </w:rPr>
-        <w:t>Philemon 1:1</w:t>
-      </w:r>
-      <w:r>
-        <w:rPr>
-          <w:lang w:val="ar_AE" w:bidi="ar_AE"/>
-        </w:rPr>
+          <w:rtl/>
+          <w:cs/>
+          <w:lang w:val="ar_AE" w:bidi="ar_AE"/>
+        </w:rPr>
+      </w:r>
+      <w:r>
+        <w:rPr>
+          <w:vertAlign w:val="superscript"/>
+          <w:rtl/>
+          <w:cs/>
+          <w:lang w:val="ar_AE" w:bidi="ar_AE"/>
+        </w:rPr>
+        <w:t>1</w:t>
+      </w:r>
+      <w:r>
+        <w:rPr>
+          <w:rtl/>
+          <w:cs/>
+          <w:lang w:val="ar_AE" w:bidi="ar_AE"/>
+        </w:rPr>
+        <w:t xml:space="preserve"> مِنْ بُولُسَ، السَّجِينِ لأَجْلِ الْمَسِيحِ يَسُوعَ، وَمِنْ الأَخِ تِيمُوثَاوُسَ، إِلَى فِلِيمُونَ الْحَبِيبِ شَرِيكِنَا فِي الْعَمَلِ،</w:t>
       </w:r>
     </w:p>
     <w:p>
@@ -257,31 +285,27 @@
       </w:pPr>
       <w:r>
         <w:rPr>
+          <w:rtl/>
+          <w:cs/>
           <w:lang w:val="ar_AE" w:bidi="ar_AE"/>
         </w:rPr>
       </w:r>
       <w:r>
         <w:rPr>
           <w:vertAlign w:val="superscript"/>
-          <w:lang w:val="ar_AE" w:bidi="ar_AE"/>
-        </w:rPr>
-        <w:t>1</w:t>
-      </w:r>
-      <w:r>
-        <w:rPr>
-          <w:lang w:val="ar_AE" w:bidi="ar_AE"/>
-        </w:rPr>
-        <w:t xml:space="preserve"> مِنْ بُولُسَ، السَّجِينِ لأَجْلِ الْمَسِيحِ يَسُوعَ، وَمِنْ الأَخِ تِيمُوثَاوُسَ، إِلَى فِلِيمُونَ الْحَبِيبِ شَرِيكِنَا فِي الْعَمَلِ،</w:t>
-      </w:r>
-      <w:r>
-        <w:rPr>
-          <w:lang w:val="ar_AE" w:bidi="ar_AE"/>
-        </w:rPr>
-      </w:r>
-      <w:r>
-        <w:rPr>
-          <w:lang w:val="ar_AE" w:bidi="ar_AE"/>
-        </w:rPr>
+          <w:rtl/>
+          <w:cs/>
+          <w:lang w:val="ar_AE" w:bidi="ar_AE"/>
+        </w:rPr>
+        <w:t>2</w:t>
+      </w:r>
+      <w:r>
+        <w:rPr>
+          <w:rtl/>
+          <w:cs/>
+          <w:lang w:val="ar_AE" w:bidi="ar_AE"/>
+        </w:rPr>
+        <w:t xml:space="preserve"> وَإِلَى الأُخْتِ أَبْفِيَّةَ، وَرَفِيقِنَا فِي التَّجَنُّدِ أَرْخِيبُّوسَ، وَإِلَى الْكَنِيسَةِ الَّتِي فِي بَيْتِكَ.</w:t>
       </w:r>
     </w:p>
     <w:p>
@@ -290,8 +314,27 @@
       </w:pPr>
       <w:r>
         <w:rPr>
-          <w:lang w:val="ar_AE" w:bidi="ar_AE"/>
-        </w:rPr>
+          <w:rtl/>
+          <w:cs/>
+          <w:lang w:val="ar_AE" w:bidi="ar_AE"/>
+        </w:rPr>
+      </w:r>
+      <w:r>
+        <w:rPr>
+          <w:vertAlign w:val="superscript"/>
+          <w:rtl/>
+          <w:cs/>
+          <w:lang w:val="ar_AE" w:bidi="ar_AE"/>
+        </w:rPr>
+        <w:t>3</w:t>
+      </w:r>
+      <w:r>
+        <w:rPr>
+          <w:rtl/>
+          <w:cs/>
+          <w:lang w:val="ar_AE" w:bidi="ar_AE"/>
+        </w:rPr>
+        <w:t xml:space="preserve"> لِتَكُنْ لَكُمُ النِّعْمَةُ وَالسَّلامُ مِنَ اللهِ أَبِينَا وَالرَّبِّ يَسُوعَ الْمَسِيحِ!</w:t>
       </w:r>
     </w:p>
     <w:p>
@@ -300,31 +343,27 @@
       </w:pPr>
       <w:r>
         <w:rPr>
+          <w:rtl/>
+          <w:cs/>
           <w:lang w:val="ar_AE" w:bidi="ar_AE"/>
         </w:rPr>
       </w:r>
       <w:r>
         <w:rPr>
           <w:vertAlign w:val="superscript"/>
-          <w:lang w:val="ar_AE" w:bidi="ar_AE"/>
-        </w:rPr>
-        <w:t>2</w:t>
-      </w:r>
-      <w:r>
-        <w:rPr>
-          <w:lang w:val="ar_AE" w:bidi="ar_AE"/>
-        </w:rPr>
-        <w:t xml:space="preserve"> وَإِلَى الأُخْتِ أَبْفِيَّةَ، وَرَفِيقِنَا فِي التَّجَنُّدِ أَرْخِيبُّوسَ، وَإِلَى الْكَنِيسَةِ الَّتِي فِي بَيْتِكَ.</w:t>
-      </w:r>
-      <w:r>
-        <w:rPr>
-          <w:lang w:val="ar_AE" w:bidi="ar_AE"/>
-        </w:rPr>
-      </w:r>
-      <w:r>
-        <w:rPr>
-          <w:lang w:val="ar_AE" w:bidi="ar_AE"/>
-        </w:rPr>
+          <w:rtl/>
+          <w:cs/>
+          <w:lang w:val="ar_AE" w:bidi="ar_AE"/>
+        </w:rPr>
+        <w:t>4</w:t>
+      </w:r>
+      <w:r>
+        <w:rPr>
+          <w:rtl/>
+          <w:cs/>
+          <w:lang w:val="ar_AE" w:bidi="ar_AE"/>
+        </w:rPr>
+        <w:t xml:space="preserve"> إِنِّي أَشْكُرُ إِلَهِي، إِذْ أَذْكُرُكَ دَائِماً فِي صَلَوَاتِي،</w:t>
       </w:r>
     </w:p>
     <w:p>
@@ -333,8 +372,27 @@
       </w:pPr>
       <w:r>
         <w:rPr>
-          <w:lang w:val="ar_AE" w:bidi="ar_AE"/>
-        </w:rPr>
+          <w:rtl/>
+          <w:cs/>
+          <w:lang w:val="ar_AE" w:bidi="ar_AE"/>
+        </w:rPr>
+      </w:r>
+      <w:r>
+        <w:rPr>
+          <w:vertAlign w:val="superscript"/>
+          <w:rtl/>
+          <w:cs/>
+          <w:lang w:val="ar_AE" w:bidi="ar_AE"/>
+        </w:rPr>
+        <w:t>5</w:t>
+      </w:r>
+      <w:r>
+        <w:rPr>
+          <w:rtl/>
+          <w:cs/>
+          <w:lang w:val="ar_AE" w:bidi="ar_AE"/>
+        </w:rPr>
+        <w:t xml:space="preserve"> وَقَدْ سَمِعْتُ بِمَا لَكَ مِنْ مَحَبَّةٍ وَأَمَانَةٍ مِنْ نَحْوِ الرَّبِّ يَسُوعَ، وَمِنْ نَحْوِ جَمِيعِ الْقِدِّيسِينَ،</w:t>
       </w:r>
     </w:p>
     <w:p>
@@ -343,31 +401,27 @@
       </w:pPr>
       <w:r>
         <w:rPr>
+          <w:rtl/>
+          <w:cs/>
           <w:lang w:val="ar_AE" w:bidi="ar_AE"/>
         </w:rPr>
       </w:r>
       <w:r>
         <w:rPr>
           <w:vertAlign w:val="superscript"/>
-          <w:lang w:val="ar_AE" w:bidi="ar_AE"/>
-        </w:rPr>
-        <w:t>3</w:t>
-      </w:r>
-      <w:r>
-        <w:rPr>
-          <w:lang w:val="ar_AE" w:bidi="ar_AE"/>
-        </w:rPr>
-        <w:t xml:space="preserve"> لِتَكُنْ لَكُمُ النِّعْمَةُ وَالسَّلامُ مِنَ اللهِ أَبِينَا وَالرَّبِّ يَسُوعَ الْمَسِيحِ!</w:t>
-      </w:r>
-      <w:r>
-        <w:rPr>
-          <w:lang w:val="ar_AE" w:bidi="ar_AE"/>
-        </w:rPr>
-      </w:r>
-      <w:r>
-        <w:rPr>
-          <w:lang w:val="ar_AE" w:bidi="ar_AE"/>
-        </w:rPr>
+          <w:rtl/>
+          <w:cs/>
+          <w:lang w:val="ar_AE" w:bidi="ar_AE"/>
+        </w:rPr>
+        <w:t>6</w:t>
+      </w:r>
+      <w:r>
+        <w:rPr>
+          <w:rtl/>
+          <w:cs/>
+          <w:lang w:val="ar_AE" w:bidi="ar_AE"/>
+        </w:rPr>
+        <w:t xml:space="preserve"> طَالِباً أَنْ يَكُونَ اشْتِرَاكُكَ مَعَنَا فِي الإِيمَانِ فَعَّالاً، فَتُدْرِكَ إِلَى التَّمَامِ مَا فِينَا مِنْ كُلِّ صَلاحٍ لأَجْلِ الْمَسِيحِ.</w:t>
       </w:r>
     </w:p>
     <w:p>
@@ -376,8 +430,27 @@
       </w:pPr>
       <w:r>
         <w:rPr>
-          <w:lang w:val="ar_AE" w:bidi="ar_AE"/>
-        </w:rPr>
+          <w:rtl/>
+          <w:cs/>
+          <w:lang w:val="ar_AE" w:bidi="ar_AE"/>
+        </w:rPr>
+      </w:r>
+      <w:r>
+        <w:rPr>
+          <w:vertAlign w:val="superscript"/>
+          <w:rtl/>
+          <w:cs/>
+          <w:lang w:val="ar_AE" w:bidi="ar_AE"/>
+        </w:rPr>
+        <w:t>7</w:t>
+      </w:r>
+      <w:r>
+        <w:rPr>
+          <w:rtl/>
+          <w:cs/>
+          <w:lang w:val="ar_AE" w:bidi="ar_AE"/>
+        </w:rPr>
+        <w:t xml:space="preserve"> فَقَدْ كَانَ لِي أَيُّهَا الأَخُ، سُرُورٌ عَظِيمٌ وَتَشْجِيعٌ، بِفَضْلِ مَحَبَّتِكَ، لأَنَّ عَوَاطِفَ الْقِدِّيسِينَ قَدِ انْتَعَشَتْ بِفَضْلِكَ!</w:t>
       </w:r>
     </w:p>
     <w:p>
@@ -386,31 +459,27 @@
       </w:pPr>
       <w:r>
         <w:rPr>
+          <w:rtl/>
+          <w:cs/>
           <w:lang w:val="ar_AE" w:bidi="ar_AE"/>
         </w:rPr>
       </w:r>
       <w:r>
         <w:rPr>
           <w:vertAlign w:val="superscript"/>
-          <w:lang w:val="ar_AE" w:bidi="ar_AE"/>
-        </w:rPr>
-        <w:t>4</w:t>
-      </w:r>
-      <w:r>
-        <w:rPr>
-          <w:lang w:val="ar_AE" w:bidi="ar_AE"/>
-        </w:rPr>
-        <w:t xml:space="preserve"> إِنِّي أَشْكُرُ إِلَهِي، إِذْ أَذْكُرُكَ دَائِماً فِي صَلَوَاتِي،</w:t>
-      </w:r>
-      <w:r>
-        <w:rPr>
-          <w:lang w:val="ar_AE" w:bidi="ar_AE"/>
-        </w:rPr>
-      </w:r>
-      <w:r>
-        <w:rPr>
-          <w:lang w:val="ar_AE" w:bidi="ar_AE"/>
-        </w:rPr>
+          <w:rtl/>
+          <w:cs/>
+          <w:lang w:val="ar_AE" w:bidi="ar_AE"/>
+        </w:rPr>
+        <w:t>8</w:t>
+      </w:r>
+      <w:r>
+        <w:rPr>
+          <w:rtl/>
+          <w:cs/>
+          <w:lang w:val="ar_AE" w:bidi="ar_AE"/>
+        </w:rPr>
+        <w:t xml:space="preserve"> لِذَلِكَ، فَمَعَ أَنَّ لِي كَامِلَ الْحَقِّ فِي الْمَسِيحِ أَنْ آمُرَكَ بِالْوَاجِبِ،</w:t>
       </w:r>
     </w:p>
     <w:p>
@@ -419,8 +488,27 @@
       </w:pPr>
       <w:r>
         <w:rPr>
-          <w:lang w:val="ar_AE" w:bidi="ar_AE"/>
-        </w:rPr>
+          <w:rtl/>
+          <w:cs/>
+          <w:lang w:val="ar_AE" w:bidi="ar_AE"/>
+        </w:rPr>
+      </w:r>
+      <w:r>
+        <w:rPr>
+          <w:vertAlign w:val="superscript"/>
+          <w:rtl/>
+          <w:cs/>
+          <w:lang w:val="ar_AE" w:bidi="ar_AE"/>
+        </w:rPr>
+        <w:t>9</w:t>
+      </w:r>
+      <w:r>
+        <w:rPr>
+          <w:rtl/>
+          <w:cs/>
+          <w:lang w:val="ar_AE" w:bidi="ar_AE"/>
+        </w:rPr>
+        <w:t xml:space="preserve"> إِلّا أَنِّي، إِكْرَاماً لِلْمَحَبَّةِ، اخْتَرْتُ أَنْ أُقَدِّمَ إِلَيْكَ الْتِمَاساً، بِصِفَتِي بُولُسَ الْعَجُوزَ وَالسَّجِينَ حَالِيًّا لأَجْلِ الْمَسِيحِ يَسُوعَ.</w:t>
       </w:r>
     </w:p>
     <w:p>
@@ -429,31 +517,27 @@
       </w:pPr>
       <w:r>
         <w:rPr>
+          <w:rtl/>
+          <w:cs/>
           <w:lang w:val="ar_AE" w:bidi="ar_AE"/>
         </w:rPr>
       </w:r>
       <w:r>
         <w:rPr>
           <w:vertAlign w:val="superscript"/>
-          <w:lang w:val="ar_AE" w:bidi="ar_AE"/>
-        </w:rPr>
-        <w:t>5</w:t>
-      </w:r>
-      <w:r>
-        <w:rPr>
-          <w:lang w:val="ar_AE" w:bidi="ar_AE"/>
-        </w:rPr>
-        <w:t xml:space="preserve"> وَقَدْ سَمِعْتُ بِمَا لَكَ مِنْ مَحَبَّةٍ وَأَمَانَةٍ مِنْ نَحْوِ الرَّبِّ يَسُوعَ، وَمِنْ نَحْوِ جَمِيعِ الْقِدِّيسِينَ،</w:t>
-      </w:r>
-      <w:r>
-        <w:rPr>
-          <w:lang w:val="ar_AE" w:bidi="ar_AE"/>
-        </w:rPr>
-      </w:r>
-      <w:r>
-        <w:rPr>
-          <w:lang w:val="ar_AE" w:bidi="ar_AE"/>
-        </w:rPr>
+          <w:rtl/>
+          <w:cs/>
+          <w:lang w:val="ar_AE" w:bidi="ar_AE"/>
+        </w:rPr>
+        <w:t>10</w:t>
+      </w:r>
+      <w:r>
+        <w:rPr>
+          <w:rtl/>
+          <w:cs/>
+          <w:lang w:val="ar_AE" w:bidi="ar_AE"/>
+        </w:rPr>
+        <w:t xml:space="preserve"> فَأَلْتَمِسُ مِنْكَ لأَجْلِ وَلَدِي الَّذِي وَلَدْتُهُ وَأَنَا مُكَبَّلٌ بِالْقُيُودِ، أُونِسِيمُوسَ،</w:t>
       </w:r>
     </w:p>
     <w:p>
@@ -462,8 +546,27 @@
       </w:pPr>
       <w:r>
         <w:rPr>
-          <w:lang w:val="ar_AE" w:bidi="ar_AE"/>
-        </w:rPr>
+          <w:rtl/>
+          <w:cs/>
+          <w:lang w:val="ar_AE" w:bidi="ar_AE"/>
+        </w:rPr>
+      </w:r>
+      <w:r>
+        <w:rPr>
+          <w:vertAlign w:val="superscript"/>
+          <w:rtl/>
+          <w:cs/>
+          <w:lang w:val="ar_AE" w:bidi="ar_AE"/>
+        </w:rPr>
+        <w:t>11</w:t>
+      </w:r>
+      <w:r>
+        <w:rPr>
+          <w:rtl/>
+          <w:cs/>
+          <w:lang w:val="ar_AE" w:bidi="ar_AE"/>
+        </w:rPr>
+        <w:t xml:space="preserve"> الَّذِي كَانَ فِي الْمَاضِي غَيْرَ نَافِعٍ لَكَ، وَلَكِنَّهُ الآنَ نَافِعٌ لَكَ وَلِي.</w:t>
       </w:r>
     </w:p>
     <w:p>
@@ -472,31 +575,27 @@
       </w:pPr>
       <w:r>
         <w:rPr>
+          <w:rtl/>
+          <w:cs/>
           <w:lang w:val="ar_AE" w:bidi="ar_AE"/>
         </w:rPr>
       </w:r>
       <w:r>
         <w:rPr>
           <w:vertAlign w:val="superscript"/>
-          <w:lang w:val="ar_AE" w:bidi="ar_AE"/>
-        </w:rPr>
-        <w:t>6</w:t>
-      </w:r>
-      <w:r>
-        <w:rPr>
-          <w:lang w:val="ar_AE" w:bidi="ar_AE"/>
-        </w:rPr>
-        <w:t xml:space="preserve"> طَالِباً أَنْ يَكُونَ اشْتِرَاكُكَ مَعَنَا فِي الإِيمَانِ فَعَّالاً، فَتُدْرِكَ إِلَى التَّمَامِ مَا فِينَا مِنْ كُلِّ صَلاحٍ لأَجْلِ الْمَسِيحِ.</w:t>
-      </w:r>
-      <w:r>
-        <w:rPr>
-          <w:lang w:val="ar_AE" w:bidi="ar_AE"/>
-        </w:rPr>
-      </w:r>
-      <w:r>
-        <w:rPr>
-          <w:lang w:val="ar_AE" w:bidi="ar_AE"/>
-        </w:rPr>
+          <w:rtl/>
+          <w:cs/>
+          <w:lang w:val="ar_AE" w:bidi="ar_AE"/>
+        </w:rPr>
+        <w:t>12</w:t>
+      </w:r>
+      <w:r>
+        <w:rPr>
+          <w:rtl/>
+          <w:cs/>
+          <w:lang w:val="ar_AE" w:bidi="ar_AE"/>
+        </w:rPr>
+        <w:t xml:space="preserve"> فَإِيَّاهُ أَرُدُّ إِلَيْكَ، فَاقْبَلْهُ كَأَنَّهُ فِلْذَةٌ مِنْ كَبِدِي!</w:t>
       </w:r>
     </w:p>
     <w:p>
@@ -505,8 +604,27 @@
       </w:pPr>
       <w:r>
         <w:rPr>
-          <w:lang w:val="ar_AE" w:bidi="ar_AE"/>
-        </w:rPr>
+          <w:rtl/>
+          <w:cs/>
+          <w:lang w:val="ar_AE" w:bidi="ar_AE"/>
+        </w:rPr>
+      </w:r>
+      <w:r>
+        <w:rPr>
+          <w:vertAlign w:val="superscript"/>
+          <w:rtl/>
+          <w:cs/>
+          <w:lang w:val="ar_AE" w:bidi="ar_AE"/>
+        </w:rPr>
+        <w:t>13</w:t>
+      </w:r>
+      <w:r>
+        <w:rPr>
+          <w:rtl/>
+          <w:cs/>
+          <w:lang w:val="ar_AE" w:bidi="ar_AE"/>
+        </w:rPr>
+        <w:t xml:space="preserve"> وَكُنْتُ رَاغِباً فِي الاحْتِفَاظِ بِهِ لِنَفْسِي، لِكَيْ يَخْدِمَنِي نِيَابَةً عَنْكَ فِي قُيُودِ الإِنْجِيلِ.</w:t>
       </w:r>
     </w:p>
     <w:p>
@@ -515,31 +633,27 @@
       </w:pPr>
       <w:r>
         <w:rPr>
+          <w:rtl/>
+          <w:cs/>
           <w:lang w:val="ar_AE" w:bidi="ar_AE"/>
         </w:rPr>
       </w:r>
       <w:r>
         <w:rPr>
           <w:vertAlign w:val="superscript"/>
-          <w:lang w:val="ar_AE" w:bidi="ar_AE"/>
-        </w:rPr>
-        <w:t>7</w:t>
-      </w:r>
-      <w:r>
-        <w:rPr>
-          <w:lang w:val="ar_AE" w:bidi="ar_AE"/>
-        </w:rPr>
-        <w:t xml:space="preserve"> فَقَدْ كَانَ لِي أَيُّهَا الأَخُ، سُرُورٌ عَظِيمٌ وَتَشْجِيعٌ، بِفَضْلِ مَحَبَّتِكَ، لأَنَّ عَوَاطِفَ الْقِدِّيسِينَ قَدِ انْتَعَشَتْ بِفَضْلِكَ!</w:t>
-      </w:r>
-      <w:r>
-        <w:rPr>
-          <w:lang w:val="ar_AE" w:bidi="ar_AE"/>
-        </w:rPr>
-      </w:r>
-      <w:r>
-        <w:rPr>
-          <w:lang w:val="ar_AE" w:bidi="ar_AE"/>
-        </w:rPr>
+          <w:rtl/>
+          <w:cs/>
+          <w:lang w:val="ar_AE" w:bidi="ar_AE"/>
+        </w:rPr>
+        <w:t>14</w:t>
+      </w:r>
+      <w:r>
+        <w:rPr>
+          <w:rtl/>
+          <w:cs/>
+          <w:lang w:val="ar_AE" w:bidi="ar_AE"/>
+        </w:rPr>
+        <w:t xml:space="preserve"> وَلكِنِّي لَمْ أُرِدْ أَنْ أَفْعَلَ شَيْئاً مِنْ دُونِ رَأْيِكَ، لِيَكُونَ مَعْرُوفُكَ لَا كَأَنَّهُ عَنِ اضْطِرَارٍ بَلْ عَنِ اخْتِيَارٍ.</w:t>
       </w:r>
     </w:p>
     <w:p>
@@ -548,8 +662,27 @@
       </w:pPr>
       <w:r>
         <w:rPr>
-          <w:lang w:val="ar_AE" w:bidi="ar_AE"/>
-        </w:rPr>
+          <w:rtl/>
+          <w:cs/>
+          <w:lang w:val="ar_AE" w:bidi="ar_AE"/>
+        </w:rPr>
+      </w:r>
+      <w:r>
+        <w:rPr>
+          <w:vertAlign w:val="superscript"/>
+          <w:rtl/>
+          <w:cs/>
+          <w:lang w:val="ar_AE" w:bidi="ar_AE"/>
+        </w:rPr>
+        <w:t>15</w:t>
+      </w:r>
+      <w:r>
+        <w:rPr>
+          <w:rtl/>
+          <w:cs/>
+          <w:lang w:val="ar_AE" w:bidi="ar_AE"/>
+        </w:rPr>
+        <w:t xml:space="preserve"> فَرُبَّمَا لِهَذَا السَّبَبِ قَدْ أُبْعِدَ إِلَى حِينٍ: كَيْ تَمْتَلِكَهُ إِلَى الأَبَدِ،</w:t>
       </w:r>
     </w:p>
     <w:p>
@@ -558,31 +691,27 @@
       </w:pPr>
       <w:r>
         <w:rPr>
+          <w:rtl/>
+          <w:cs/>
           <w:lang w:val="ar_AE" w:bidi="ar_AE"/>
         </w:rPr>
       </w:r>
       <w:r>
         <w:rPr>
           <w:vertAlign w:val="superscript"/>
-          <w:lang w:val="ar_AE" w:bidi="ar_AE"/>
-        </w:rPr>
-        <w:t>8</w:t>
-      </w:r>
-      <w:r>
-        <w:rPr>
-          <w:lang w:val="ar_AE" w:bidi="ar_AE"/>
-        </w:rPr>
-        <w:t xml:space="preserve"> لِذَلِكَ، فَمَعَ أَنَّ لِي كَامِلَ الْحَقِّ فِي الْمَسِيحِ أَنْ آمُرَكَ بِالْوَاجِبِ،</w:t>
-      </w:r>
-      <w:r>
-        <w:rPr>
-          <w:lang w:val="ar_AE" w:bidi="ar_AE"/>
-        </w:rPr>
-      </w:r>
-      <w:r>
-        <w:rPr>
-          <w:lang w:val="ar_AE" w:bidi="ar_AE"/>
-        </w:rPr>
+          <w:rtl/>
+          <w:cs/>
+          <w:lang w:val="ar_AE" w:bidi="ar_AE"/>
+        </w:rPr>
+        <w:t>16</w:t>
+      </w:r>
+      <w:r>
+        <w:rPr>
+          <w:rtl/>
+          <w:cs/>
+          <w:lang w:val="ar_AE" w:bidi="ar_AE"/>
+        </w:rPr>
+        <w:t xml:space="preserve"> لَا كَعَبْدٍ فِيمَا بَعْدُ، بَلْ أَفْضَلَ مِنْ عَبْدٍ، أَخاً حَبِيباً، إِلَيَّ بِخَاصَّةٍ، فَكَمْ بِالأَحْرَى إِلَيْكَ، فِي الْجَسَدِ وَفِي الرَّبِّ مَعاً؟</w:t>
       </w:r>
     </w:p>
     <w:p>
@@ -591,8 +720,27 @@
       </w:pPr>
       <w:r>
         <w:rPr>
-          <w:lang w:val="ar_AE" w:bidi="ar_AE"/>
-        </w:rPr>
+          <w:rtl/>
+          <w:cs/>
+          <w:lang w:val="ar_AE" w:bidi="ar_AE"/>
+        </w:rPr>
+      </w:r>
+      <w:r>
+        <w:rPr>
+          <w:vertAlign w:val="superscript"/>
+          <w:rtl/>
+          <w:cs/>
+          <w:lang w:val="ar_AE" w:bidi="ar_AE"/>
+        </w:rPr>
+        <w:t>17</w:t>
+      </w:r>
+      <w:r>
+        <w:rPr>
+          <w:rtl/>
+          <w:cs/>
+          <w:lang w:val="ar_AE" w:bidi="ar_AE"/>
+        </w:rPr>
+        <w:t xml:space="preserve"> فَإِنْ كُنْتَ تَعْتَبِرُنِي شَرِيكَكَ، فَاقْبَلْهُ كَأَنَّهُ أَنَا.</w:t>
       </w:r>
     </w:p>
     <w:p>
@@ -601,31 +749,27 @@
       </w:pPr>
       <w:r>
         <w:rPr>
+          <w:rtl/>
+          <w:cs/>
           <w:lang w:val="ar_AE" w:bidi="ar_AE"/>
         </w:rPr>
       </w:r>
       <w:r>
         <w:rPr>
           <w:vertAlign w:val="superscript"/>
-          <w:lang w:val="ar_AE" w:bidi="ar_AE"/>
-        </w:rPr>
-        <w:t>9</w:t>
-      </w:r>
-      <w:r>
-        <w:rPr>
-          <w:lang w:val="ar_AE" w:bidi="ar_AE"/>
-        </w:rPr>
-        <w:t xml:space="preserve"> إِلّا أَنِّي، إِكْرَاماً لِلْمَحَبَّةِ، اخْتَرْتُ أَنْ أُقَدِّمَ إِلَيْكَ الْتِمَاساً، بِصِفَتِي بُولُسَ الْعَجُوزَ وَالسَّجِينَ حَالِيًّا لأَجْلِ الْمَسِيحِ يَسُوعَ.</w:t>
-      </w:r>
-      <w:r>
-        <w:rPr>
-          <w:lang w:val="ar_AE" w:bidi="ar_AE"/>
-        </w:rPr>
-      </w:r>
-      <w:r>
-        <w:rPr>
-          <w:lang w:val="ar_AE" w:bidi="ar_AE"/>
-        </w:rPr>
+          <w:rtl/>
+          <w:cs/>
+          <w:lang w:val="ar_AE" w:bidi="ar_AE"/>
+        </w:rPr>
+        <w:t>18</w:t>
+      </w:r>
+      <w:r>
+        <w:rPr>
+          <w:rtl/>
+          <w:cs/>
+          <w:lang w:val="ar_AE" w:bidi="ar_AE"/>
+        </w:rPr>
+        <w:t xml:space="preserve"> وَإِنْ كَانَ قَدْ أَسَاءَ إِلَيْكَ فِي شَيْءٍ، أَوْ كَانَ مَدْيُوناً لَكَ بِشَيْءٍ، فَاحْسِبْ ذَلِكَ دَيْناً عَلَيَّ.</w:t>
       </w:r>
     </w:p>
     <w:p>
@@ -634,8 +778,27 @@
       </w:pPr>
       <w:r>
         <w:rPr>
-          <w:lang w:val="ar_AE" w:bidi="ar_AE"/>
-        </w:rPr>
+          <w:rtl/>
+          <w:cs/>
+          <w:lang w:val="ar_AE" w:bidi="ar_AE"/>
+        </w:rPr>
+      </w:r>
+      <w:r>
+        <w:rPr>
+          <w:vertAlign w:val="superscript"/>
+          <w:rtl/>
+          <w:cs/>
+          <w:lang w:val="ar_AE" w:bidi="ar_AE"/>
+        </w:rPr>
+        <w:t>19</w:t>
+      </w:r>
+      <w:r>
+        <w:rPr>
+          <w:rtl/>
+          <w:cs/>
+          <w:lang w:val="ar_AE" w:bidi="ar_AE"/>
+        </w:rPr>
+        <w:t xml:space="preserve"> وَهَا أَنَا بُولُسَ قَدْ كَتَبْتُ هَذَا بِخَطِّ يَدِي: أَنَا أُوفِي، وَلَسْتُ أُذَكِّرُكَ هُنَا أَنَّكَ مَدْيُونٌ لِي بِنَفْسِكَ أَيْضاً.</w:t>
       </w:r>
     </w:p>
     <w:p>
@@ -644,31 +807,27 @@
       </w:pPr>
       <w:r>
         <w:rPr>
+          <w:rtl/>
+          <w:cs/>
           <w:lang w:val="ar_AE" w:bidi="ar_AE"/>
         </w:rPr>
       </w:r>
       <w:r>
         <w:rPr>
           <w:vertAlign w:val="superscript"/>
-          <w:lang w:val="ar_AE" w:bidi="ar_AE"/>
-        </w:rPr>
-        <w:t>10</w:t>
-      </w:r>
-      <w:r>
-        <w:rPr>
-          <w:lang w:val="ar_AE" w:bidi="ar_AE"/>
-        </w:rPr>
-        <w:t xml:space="preserve"> فَأَلْتَمِسُ مِنْكَ لأَجْلِ وَلَدِي الَّذِي وَلَدْتُهُ وَأَنَا مُكَبَّلٌ بِالْقُيُودِ، أُونِسِيمُوسَ،</w:t>
-      </w:r>
-      <w:r>
-        <w:rPr>
-          <w:lang w:val="ar_AE" w:bidi="ar_AE"/>
-        </w:rPr>
-      </w:r>
-      <w:r>
-        <w:rPr>
-          <w:lang w:val="ar_AE" w:bidi="ar_AE"/>
-        </w:rPr>
+          <w:rtl/>
+          <w:cs/>
+          <w:lang w:val="ar_AE" w:bidi="ar_AE"/>
+        </w:rPr>
+        <w:t>20</w:t>
+      </w:r>
+      <w:r>
+        <w:rPr>
+          <w:rtl/>
+          <w:cs/>
+          <w:lang w:val="ar_AE" w:bidi="ar_AE"/>
+        </w:rPr>
+        <w:t xml:space="preserve"> نَعَمْ، أَيُّهَا الأَخُ، أَطْلُبُ مِنْكَ أَنْ تَنْفَعَنِي، فِي الرَّبِّ، بِهَذَا الْمَعْرُوفِ: أَنْعِشْ عَوَاطِفِي فِي الْمَسِيحِ</w:t>
       </w:r>
     </w:p>
     <w:p>
@@ -677,8 +836,27 @@
       </w:pPr>
       <w:r>
         <w:rPr>
-          <w:lang w:val="ar_AE" w:bidi="ar_AE"/>
-        </w:rPr>
+          <w:rtl/>
+          <w:cs/>
+          <w:lang w:val="ar_AE" w:bidi="ar_AE"/>
+        </w:rPr>
+      </w:r>
+      <w:r>
+        <w:rPr>
+          <w:vertAlign w:val="superscript"/>
+          <w:rtl/>
+          <w:cs/>
+          <w:lang w:val="ar_AE" w:bidi="ar_AE"/>
+        </w:rPr>
+        <w:t>21</w:t>
+      </w:r>
+      <w:r>
+        <w:rPr>
+          <w:rtl/>
+          <w:cs/>
+          <w:lang w:val="ar_AE" w:bidi="ar_AE"/>
+        </w:rPr>
+        <w:t xml:space="preserve"> لَمَّا كُنْتُ وَاثِقاً بِإِطَاعَتِكَ، كَتَبْتُ هَذِهِ الرِّسَالَةَ إِلَيْكَ، عَالِماً أَنَّكَ سَتَفْعَلُ أَيْضاً فَوْقَ مَا أَطْلُبُ.</w:t>
       </w:r>
     </w:p>
     <w:p>
@@ -687,31 +865,27 @@
       </w:pPr>
       <w:r>
         <w:rPr>
+          <w:rtl/>
+          <w:cs/>
           <w:lang w:val="ar_AE" w:bidi="ar_AE"/>
         </w:rPr>
       </w:r>
       <w:r>
         <w:rPr>
           <w:vertAlign w:val="superscript"/>
-          <w:lang w:val="ar_AE" w:bidi="ar_AE"/>
-        </w:rPr>
-        <w:t>11</w:t>
-      </w:r>
-      <w:r>
-        <w:rPr>
-          <w:lang w:val="ar_AE" w:bidi="ar_AE"/>
-        </w:rPr>
-        <w:t xml:space="preserve"> الَّذِي كَانَ فِي الْمَاضِي غَيْرَ نَافِعٍ لَكَ، وَلَكِنَّهُ الآنَ نَافِعٌ لَكَ وَلِي.</w:t>
-      </w:r>
-      <w:r>
-        <w:rPr>
-          <w:lang w:val="ar_AE" w:bidi="ar_AE"/>
-        </w:rPr>
-      </w:r>
-      <w:r>
-        <w:rPr>
-          <w:lang w:val="ar_AE" w:bidi="ar_AE"/>
-        </w:rPr>
+          <w:rtl/>
+          <w:cs/>
+          <w:lang w:val="ar_AE" w:bidi="ar_AE"/>
+        </w:rPr>
+        <w:t>22</w:t>
+      </w:r>
+      <w:r>
+        <w:rPr>
+          <w:rtl/>
+          <w:cs/>
+          <w:lang w:val="ar_AE" w:bidi="ar_AE"/>
+        </w:rPr>
+        <w:t xml:space="preserve"> وَفَضْلاً عَنْ هَذَا، أَعِدَّ لِي عِنْدَكَ مَكَاناً لِلإِقَامَةِ، لأَنِّي أَرْجُو أَنْ أُوهَبَ لَكُمْ إِجَابَةً لِصَلَوَاتِكُمْ.</w:t>
       </w:r>
     </w:p>
     <w:p>
@@ -720,8 +894,27 @@
       </w:pPr>
       <w:r>
         <w:rPr>
-          <w:lang w:val="ar_AE" w:bidi="ar_AE"/>
-        </w:rPr>
+          <w:rtl/>
+          <w:cs/>
+          <w:lang w:val="ar_AE" w:bidi="ar_AE"/>
+        </w:rPr>
+      </w:r>
+      <w:r>
+        <w:rPr>
+          <w:vertAlign w:val="superscript"/>
+          <w:rtl/>
+          <w:cs/>
+          <w:lang w:val="ar_AE" w:bidi="ar_AE"/>
+        </w:rPr>
+        <w:t>23</w:t>
+      </w:r>
+      <w:r>
+        <w:rPr>
+          <w:rtl/>
+          <w:cs/>
+          <w:lang w:val="ar_AE" w:bidi="ar_AE"/>
+        </w:rPr>
+        <w:t xml:space="preserve"> يُسَلِّمُ عَلَيْكَ أَبَفْرَاسُ، رَفِيقُ سِجْنِي فِي الْمَسِيحِ يَسُوعَ،</w:t>
       </w:r>
     </w:p>
     <w:p>
@@ -730,31 +923,27 @@
       </w:pPr>
       <w:r>
         <w:rPr>
+          <w:rtl/>
+          <w:cs/>
           <w:lang w:val="ar_AE" w:bidi="ar_AE"/>
         </w:rPr>
       </w:r>
       <w:r>
         <w:rPr>
           <w:vertAlign w:val="superscript"/>
-          <w:lang w:val="ar_AE" w:bidi="ar_AE"/>
-        </w:rPr>
-        <w:t>12</w:t>
-      </w:r>
-      <w:r>
-        <w:rPr>
-          <w:lang w:val="ar_AE" w:bidi="ar_AE"/>
-        </w:rPr>
-        <w:t xml:space="preserve"> فَإِيَّاهُ أَرُدُّ إِلَيْكَ، فَاقْبَلْهُ كَأَنَّهُ فِلْذَةٌ مِنْ كَبِدِي!</w:t>
-      </w:r>
-      <w:r>
-        <w:rPr>
-          <w:lang w:val="ar_AE" w:bidi="ar_AE"/>
-        </w:rPr>
-      </w:r>
-      <w:r>
-        <w:rPr>
-          <w:lang w:val="ar_AE" w:bidi="ar_AE"/>
-        </w:rPr>
+          <w:rtl/>
+          <w:cs/>
+          <w:lang w:val="ar_AE" w:bidi="ar_AE"/>
+        </w:rPr>
+        <w:t>24</w:t>
+      </w:r>
+      <w:r>
+        <w:rPr>
+          <w:rtl/>
+          <w:cs/>
+          <w:lang w:val="ar_AE" w:bidi="ar_AE"/>
+        </w:rPr>
+        <w:t xml:space="preserve"> وَكَذَلِكَ مَرْقُسُ، وَأَرِسْتَرْخُسُ، وَدِيمَاسُ، وَلُوقَا زُمَلائِي فِي الْعَمَلِ.</w:t>
       </w:r>
     </w:p>
     <w:p>
@@ -763,557 +952,27 @@
       </w:pPr>
       <w:r>
         <w:rPr>
-          <w:lang w:val="ar_AE" w:bidi="ar_AE"/>
-        </w:rPr>
-      </w:r>
-    </w:p>
-    <w:p>
-      <w:pPr>
-        <w:bidi/>
-      </w:pPr>
-      <w:r>
-        <w:rPr>
+          <w:rtl/>
+          <w:cs/>
           <w:lang w:val="ar_AE" w:bidi="ar_AE"/>
         </w:rPr>
       </w:r>
       <w:r>
         <w:rPr>
           <w:vertAlign w:val="superscript"/>
-          <w:lang w:val="ar_AE" w:bidi="ar_AE"/>
-        </w:rPr>
-        <w:t>13</w:t>
-      </w:r>
-      <w:r>
-        <w:rPr>
-          <w:lang w:val="ar_AE" w:bidi="ar_AE"/>
-        </w:rPr>
-        <w:t xml:space="preserve"> وَكُنْتُ رَاغِباً فِي الاحْتِفَاظِ بِهِ لِنَفْسِي، لِكَيْ يَخْدِمَنِي نِيَابَةً عَنْكَ فِي قُيُودِ الإِنْجِيلِ.</w:t>
-      </w:r>
-      <w:r>
-        <w:rPr>
-          <w:lang w:val="ar_AE" w:bidi="ar_AE"/>
-        </w:rPr>
-      </w:r>
-      <w:r>
-        <w:rPr>
-          <w:lang w:val="ar_AE" w:bidi="ar_AE"/>
-        </w:rPr>
-      </w:r>
-    </w:p>
-    <w:p>
-      <w:pPr>
-        <w:bidi/>
-      </w:pPr>
-      <w:r>
-        <w:rPr>
-          <w:lang w:val="ar_AE" w:bidi="ar_AE"/>
-        </w:rPr>
-      </w:r>
-    </w:p>
-    <w:p>
-      <w:pPr>
-        <w:bidi/>
-      </w:pPr>
-      <w:r>
-        <w:rPr>
-          <w:lang w:val="ar_AE" w:bidi="ar_AE"/>
-        </w:rPr>
-      </w:r>
-      <w:r>
-        <w:rPr>
-          <w:vertAlign w:val="superscript"/>
-          <w:lang w:val="ar_AE" w:bidi="ar_AE"/>
-        </w:rPr>
-        <w:t>14</w:t>
-      </w:r>
-      <w:r>
-        <w:rPr>
-          <w:lang w:val="ar_AE" w:bidi="ar_AE"/>
-        </w:rPr>
-        <w:t xml:space="preserve"> وَلكِنِّي لَمْ أُرِدْ أَنْ أَفْعَلَ شَيْئاً مِنْ دُونِ رَأْيِكَ، لِيَكُونَ مَعْرُوفُكَ لَا كَأَنَّهُ عَنِ اضْطِرَارٍ بَلْ عَنِ اخْتِيَارٍ.</w:t>
-      </w:r>
-      <w:r>
-        <w:rPr>
-          <w:lang w:val="ar_AE" w:bidi="ar_AE"/>
-        </w:rPr>
-      </w:r>
-      <w:r>
-        <w:rPr>
-          <w:lang w:val="ar_AE" w:bidi="ar_AE"/>
-        </w:rPr>
-      </w:r>
-    </w:p>
-    <w:p>
-      <w:pPr>
-        <w:bidi/>
-      </w:pPr>
-      <w:r>
-        <w:rPr>
-          <w:lang w:val="ar_AE" w:bidi="ar_AE"/>
-        </w:rPr>
-      </w:r>
-    </w:p>
-    <w:p>
-      <w:pPr>
-        <w:bidi/>
-      </w:pPr>
-      <w:r>
-        <w:rPr>
-          <w:lang w:val="ar_AE" w:bidi="ar_AE"/>
-        </w:rPr>
-      </w:r>
-      <w:r>
-        <w:rPr>
-          <w:vertAlign w:val="superscript"/>
-          <w:lang w:val="ar_AE" w:bidi="ar_AE"/>
-        </w:rPr>
-        <w:t>15</w:t>
-      </w:r>
-      <w:r>
-        <w:rPr>
-          <w:lang w:val="ar_AE" w:bidi="ar_AE"/>
-        </w:rPr>
-        <w:t xml:space="preserve"> فَرُبَّمَا لِهَذَا السَّبَبِ قَدْ أُبْعِدَ إِلَى حِينٍ: كَيْ تَمْتَلِكَهُ إِلَى الأَبَدِ،</w:t>
-      </w:r>
-      <w:r>
-        <w:rPr>
-          <w:lang w:val="ar_AE" w:bidi="ar_AE"/>
-        </w:rPr>
-      </w:r>
-      <w:r>
-        <w:rPr>
-          <w:lang w:val="ar_AE" w:bidi="ar_AE"/>
-        </w:rPr>
-      </w:r>
-    </w:p>
-    <w:p>
-      <w:pPr>
-        <w:bidi/>
-      </w:pPr>
-      <w:r>
-        <w:rPr>
-          <w:lang w:val="ar_AE" w:bidi="ar_AE"/>
-        </w:rPr>
-      </w:r>
-    </w:p>
-    <w:p>
-      <w:pPr>
-        <w:bidi/>
-      </w:pPr>
-      <w:r>
-        <w:rPr>
-          <w:lang w:val="ar_AE" w:bidi="ar_AE"/>
-        </w:rPr>
-      </w:r>
-      <w:r>
-        <w:rPr>
-          <w:vertAlign w:val="superscript"/>
-          <w:lang w:val="ar_AE" w:bidi="ar_AE"/>
-        </w:rPr>
-        <w:t>16</w:t>
-      </w:r>
-      <w:r>
-        <w:rPr>
-          <w:lang w:val="ar_AE" w:bidi="ar_AE"/>
-        </w:rPr>
-        <w:t xml:space="preserve"> لَا كَعَبْدٍ فِيمَا بَعْدُ، بَلْ أَفْضَلَ مِنْ عَبْدٍ، أَخاً حَبِيباً، إِلَيَّ بِخَاصَّةٍ، فَكَمْ بِالأَحْرَى إِلَيْكَ، فِي الْجَسَدِ وَفِي الرَّبِّ مَعاً؟</w:t>
-      </w:r>
-      <w:r>
-        <w:rPr>
-          <w:lang w:val="ar_AE" w:bidi="ar_AE"/>
-        </w:rPr>
-      </w:r>
-      <w:r>
-        <w:rPr>
-          <w:lang w:val="ar_AE" w:bidi="ar_AE"/>
-        </w:rPr>
-      </w:r>
-    </w:p>
-    <w:p>
-      <w:pPr>
-        <w:bidi/>
-      </w:pPr>
-      <w:r>
-        <w:rPr>
-          <w:lang w:val="ar_AE" w:bidi="ar_AE"/>
-        </w:rPr>
-      </w:r>
-    </w:p>
-    <w:p>
-      <w:pPr>
-        <w:bidi/>
-      </w:pPr>
-      <w:r>
-        <w:rPr>
-          <w:lang w:val="ar_AE" w:bidi="ar_AE"/>
-        </w:rPr>
-      </w:r>
-      <w:r>
-        <w:rPr>
-          <w:vertAlign w:val="superscript"/>
-          <w:lang w:val="ar_AE" w:bidi="ar_AE"/>
-        </w:rPr>
-        <w:t>17</w:t>
-      </w:r>
-      <w:r>
-        <w:rPr>
-          <w:lang w:val="ar_AE" w:bidi="ar_AE"/>
-        </w:rPr>
-        <w:t xml:space="preserve"> فَإِنْ كُنْتَ تَعْتَبِرُنِي شَرِيكَكَ، فَاقْبَلْهُ كَأَنَّهُ أَنَا.</w:t>
-      </w:r>
-      <w:r>
-        <w:rPr>
-          <w:lang w:val="ar_AE" w:bidi="ar_AE"/>
-        </w:rPr>
-      </w:r>
-      <w:r>
-        <w:rPr>
-          <w:lang w:val="ar_AE" w:bidi="ar_AE"/>
-        </w:rPr>
-      </w:r>
-    </w:p>
-    <w:p>
-      <w:pPr>
-        <w:bidi/>
-      </w:pPr>
-      <w:r>
-        <w:rPr>
-          <w:lang w:val="ar_AE" w:bidi="ar_AE"/>
-        </w:rPr>
-      </w:r>
-    </w:p>
-    <w:p>
-      <w:pPr>
-        <w:bidi/>
-      </w:pPr>
-      <w:r>
-        <w:rPr>
-          <w:lang w:val="ar_AE" w:bidi="ar_AE"/>
-        </w:rPr>
-      </w:r>
-      <w:r>
-        <w:rPr>
-          <w:vertAlign w:val="superscript"/>
-          <w:lang w:val="ar_AE" w:bidi="ar_AE"/>
-        </w:rPr>
-        <w:t>18</w:t>
-      </w:r>
-      <w:r>
-        <w:rPr>
-          <w:lang w:val="ar_AE" w:bidi="ar_AE"/>
-        </w:rPr>
-        <w:t xml:space="preserve"> وَإِنْ كَانَ قَدْ أَسَاءَ إِلَيْكَ فِي شَيْءٍ، أَوْ كَانَ مَدْيُوناً لَكَ بِشَيْءٍ، فَاحْسِبْ ذَلِكَ دَيْناً عَلَيَّ.</w:t>
-      </w:r>
-      <w:r>
-        <w:rPr>
-          <w:lang w:val="ar_AE" w:bidi="ar_AE"/>
-        </w:rPr>
-      </w:r>
-      <w:r>
-        <w:rPr>
-          <w:lang w:val="ar_AE" w:bidi="ar_AE"/>
-        </w:rPr>
-      </w:r>
-    </w:p>
-    <w:p>
-      <w:pPr>
-        <w:bidi/>
-      </w:pPr>
-      <w:r>
-        <w:rPr>
-          <w:lang w:val="ar_AE" w:bidi="ar_AE"/>
-        </w:rPr>
-      </w:r>
-    </w:p>
-    <w:p>
-      <w:pPr>
-        <w:bidi/>
-      </w:pPr>
-      <w:r>
-        <w:rPr>
-          <w:lang w:val="ar_AE" w:bidi="ar_AE"/>
-        </w:rPr>
-      </w:r>
-      <w:r>
-        <w:rPr>
-          <w:vertAlign w:val="superscript"/>
-          <w:lang w:val="ar_AE" w:bidi="ar_AE"/>
-        </w:rPr>
-        <w:t>19</w:t>
-      </w:r>
-      <w:r>
-        <w:rPr>
-          <w:lang w:val="ar_AE" w:bidi="ar_AE"/>
-        </w:rPr>
-        <w:t xml:space="preserve"> وَهَا أَنَا بُولُسَ قَدْ كَتَبْتُ هَذَا بِخَطِّ يَدِي: أَنَا أُوفِي، وَلَسْتُ أُذَكِّرُكَ هُنَا أَنَّكَ مَدْيُونٌ لِي بِنَفْسِكَ أَيْضاً.</w:t>
-      </w:r>
-      <w:r>
-        <w:rPr>
-          <w:lang w:val="ar_AE" w:bidi="ar_AE"/>
-        </w:rPr>
-      </w:r>
-      <w:r>
-        <w:rPr>
-          <w:lang w:val="ar_AE" w:bidi="ar_AE"/>
-        </w:rPr>
-      </w:r>
-    </w:p>
-    <w:p>
-      <w:pPr>
-        <w:bidi/>
-      </w:pPr>
-      <w:r>
-        <w:rPr>
-          <w:lang w:val="ar_AE" w:bidi="ar_AE"/>
-        </w:rPr>
-      </w:r>
-    </w:p>
-    <w:p>
-      <w:pPr>
-        <w:bidi/>
-      </w:pPr>
-      <w:r>
-        <w:rPr>
-          <w:lang w:val="ar_AE" w:bidi="ar_AE"/>
-        </w:rPr>
-      </w:r>
-      <w:r>
-        <w:rPr>
-          <w:vertAlign w:val="superscript"/>
-          <w:lang w:val="ar_AE" w:bidi="ar_AE"/>
-        </w:rPr>
-        <w:t>20</w:t>
-      </w:r>
-      <w:r>
-        <w:rPr>
-          <w:lang w:val="ar_AE" w:bidi="ar_AE"/>
-        </w:rPr>
-        <w:t xml:space="preserve"> نَعَمْ، أَيُّهَا الأَخُ، أَطْلُبُ مِنْكَ أَنْ تَنْفَعَنِي، فِي الرَّبِّ، بِهَذَا الْمَعْرُوفِ: أَنْعِشْ عَوَاطِفِي فِي الْمَسِيحِ</w:t>
-      </w:r>
-      <w:r>
-        <w:rPr>
-          <w:lang w:val="ar_AE" w:bidi="ar_AE"/>
-        </w:rPr>
-      </w:r>
-      <w:r>
-        <w:rPr>
-          <w:lang w:val="ar_AE" w:bidi="ar_AE"/>
-        </w:rPr>
-      </w:r>
-    </w:p>
-    <w:p>
-      <w:pPr>
-        <w:bidi/>
-      </w:pPr>
-      <w:r>
-        <w:rPr>
-          <w:lang w:val="ar_AE" w:bidi="ar_AE"/>
-        </w:rPr>
-      </w:r>
-    </w:p>
-    <w:p>
-      <w:pPr>
-        <w:bidi/>
-      </w:pPr>
-      <w:r>
-        <w:rPr>
-          <w:lang w:val="ar_AE" w:bidi="ar_AE"/>
-        </w:rPr>
-      </w:r>
-      <w:r>
-        <w:rPr>
-          <w:vertAlign w:val="superscript"/>
-          <w:lang w:val="ar_AE" w:bidi="ar_AE"/>
-        </w:rPr>
-        <w:t>21</w:t>
-      </w:r>
-      <w:r>
-        <w:rPr>
-          <w:lang w:val="ar_AE" w:bidi="ar_AE"/>
-        </w:rPr>
-        <w:t xml:space="preserve"> لَمَّا كُنْتُ وَاثِقاً بِإِطَاعَتِكَ، كَتَبْتُ هَذِهِ الرِّسَالَةَ إِلَيْكَ، عَالِماً أَنَّكَ سَتَفْعَلُ أَيْضاً فَوْقَ مَا أَطْلُبُ.</w:t>
-      </w:r>
-      <w:r>
-        <w:rPr>
-          <w:lang w:val="ar_AE" w:bidi="ar_AE"/>
-        </w:rPr>
-      </w:r>
-      <w:r>
-        <w:rPr>
-          <w:lang w:val="ar_AE" w:bidi="ar_AE"/>
-        </w:rPr>
-      </w:r>
-    </w:p>
-    <w:p>
-      <w:pPr>
-        <w:bidi/>
-      </w:pPr>
-      <w:r>
-        <w:rPr>
-          <w:lang w:val="ar_AE" w:bidi="ar_AE"/>
-        </w:rPr>
-      </w:r>
-    </w:p>
-    <w:p>
-      <w:pPr>
-        <w:bidi/>
-      </w:pPr>
-      <w:r>
-        <w:rPr>
-          <w:lang w:val="ar_AE" w:bidi="ar_AE"/>
-        </w:rPr>
-      </w:r>
-      <w:r>
-        <w:rPr>
-          <w:vertAlign w:val="superscript"/>
-          <w:lang w:val="ar_AE" w:bidi="ar_AE"/>
-        </w:rPr>
-        <w:t>22</w:t>
-      </w:r>
-      <w:r>
-        <w:rPr>
-          <w:lang w:val="ar_AE" w:bidi="ar_AE"/>
-        </w:rPr>
-        <w:t xml:space="preserve"> وَفَضْلاً عَنْ هَذَا، أَعِدَّ لِي عِنْدَكَ مَكَاناً لِلإِقَامَةِ، لأَنِّي أَرْجُو أَنْ أُوهَبَ لَكُمْ إِجَابَةً لِصَلَوَاتِكُمْ.</w:t>
-      </w:r>
-      <w:r>
-        <w:rPr>
-          <w:lang w:val="ar_AE" w:bidi="ar_AE"/>
-        </w:rPr>
-      </w:r>
-      <w:r>
-        <w:rPr>
-          <w:lang w:val="ar_AE" w:bidi="ar_AE"/>
-        </w:rPr>
-      </w:r>
-    </w:p>
-    <w:p>
-      <w:pPr>
-        <w:bidi/>
-      </w:pPr>
-      <w:r>
-        <w:rPr>
-          <w:lang w:val="ar_AE" w:bidi="ar_AE"/>
-        </w:rPr>
-      </w:r>
-    </w:p>
-    <w:p>
-      <w:pPr>
-        <w:bidi/>
-      </w:pPr>
-      <w:r>
-        <w:rPr>
-          <w:lang w:val="ar_AE" w:bidi="ar_AE"/>
-        </w:rPr>
-      </w:r>
-      <w:r>
-        <w:rPr>
-          <w:vertAlign w:val="superscript"/>
-          <w:lang w:val="ar_AE" w:bidi="ar_AE"/>
-        </w:rPr>
-        <w:t>23</w:t>
-      </w:r>
-      <w:r>
-        <w:rPr>
-          <w:lang w:val="ar_AE" w:bidi="ar_AE"/>
-        </w:rPr>
-        <w:t xml:space="preserve"> يُسَلِّمُ عَلَيْكَ أَبَفْرَاسُ، رَفِيقُ سِجْنِي فِي الْمَسِيحِ يَسُوعَ،</w:t>
-      </w:r>
-      <w:r>
-        <w:rPr>
-          <w:lang w:val="ar_AE" w:bidi="ar_AE"/>
-        </w:rPr>
-      </w:r>
-      <w:r>
-        <w:rPr>
-          <w:lang w:val="ar_AE" w:bidi="ar_AE"/>
-        </w:rPr>
-      </w:r>
-    </w:p>
-    <w:p>
-      <w:pPr>
-        <w:bidi/>
-      </w:pPr>
-      <w:r>
-        <w:rPr>
-          <w:lang w:val="ar_AE" w:bidi="ar_AE"/>
-        </w:rPr>
-      </w:r>
-    </w:p>
-    <w:p>
-      <w:pPr>
-        <w:bidi/>
-      </w:pPr>
-      <w:r>
-        <w:rPr>
-          <w:lang w:val="ar_AE" w:bidi="ar_AE"/>
-        </w:rPr>
-      </w:r>
-      <w:r>
-        <w:rPr>
-          <w:vertAlign w:val="superscript"/>
-          <w:lang w:val="ar_AE" w:bidi="ar_AE"/>
-        </w:rPr>
-        <w:t>24</w:t>
-      </w:r>
-      <w:r>
-        <w:rPr>
-          <w:lang w:val="ar_AE" w:bidi="ar_AE"/>
-        </w:rPr>
-        <w:t xml:space="preserve"> وَكَذَلِكَ مَرْقُسُ، وَأَرِسْتَرْخُسُ، وَدِيمَاسُ، وَلُوقَا زُمَلائِي فِي الْعَمَلِ.</w:t>
-      </w:r>
-      <w:r>
-        <w:rPr>
-          <w:lang w:val="ar_AE" w:bidi="ar_AE"/>
-        </w:rPr>
-      </w:r>
-      <w:r>
-        <w:rPr>
-          <w:lang w:val="ar_AE" w:bidi="ar_AE"/>
-        </w:rPr>
-      </w:r>
-    </w:p>
-    <w:p>
-      <w:pPr>
-        <w:bidi/>
-      </w:pPr>
-      <w:r>
-        <w:rPr>
-          <w:lang w:val="ar_AE" w:bidi="ar_AE"/>
-        </w:rPr>
-      </w:r>
-    </w:p>
-    <w:p>
-      <w:pPr>
-        <w:bidi/>
-      </w:pPr>
-      <w:r>
-        <w:rPr>
-          <w:lang w:val="ar_AE" w:bidi="ar_AE"/>
-        </w:rPr>
-      </w:r>
-      <w:r>
-        <w:rPr>
-          <w:vertAlign w:val="superscript"/>
+          <w:rtl/>
+          <w:cs/>
           <w:lang w:val="ar_AE" w:bidi="ar_AE"/>
         </w:rPr>
         <w:t>25</w:t>
       </w:r>
       <w:r>
         <w:rPr>
+          <w:rtl/>
+          <w:cs/>
           <w:lang w:val="ar_AE" w:bidi="ar_AE"/>
         </w:rPr>
         <w:t xml:space="preserve"> وَلْتَكُنْ نِعْمَةُ رَبِّنَا يَسُوعَ الْمَسِيحِ مَعَ رُوحِكُمْ!</w:t>
-      </w:r>
-      <w:r>
-        <w:rPr>
-          <w:lang w:val="ar_AE" w:bidi="ar_AE"/>
-        </w:rPr>
-      </w:r>
-      <w:r>
-        <w:rPr>
-          <w:lang w:val="ar_AE" w:bidi="ar_AE"/>
-        </w:rPr>
       </w:r>
     </w:p>
     <w:sectPr>
